--- a/docs/downloads/william-gurnall/تم/doc_0533.docx
+++ b/docs/downloads/william-gurnall/تم/doc_0533.docx
@@ -1,28 +1,36 @@
 
 <file path=word/document.xml><?xml version="1.0" encoding="utf-8"?>
-<w:document xmlns:wpc="http://schemas.microsoft.com/office/word/2010/wordprocessingCanvas" xmlns:cx="http://schemas.microsoft.com/office/drawing/2014/chartex" xmlns:cx1="http://schemas.microsoft.com/office/drawing/2015/9/8/chartex" xmlns:cx2="http://schemas.microsoft.com/office/drawing/2015/10/21/chartex" xmlns:cx3="http://schemas.microsoft.com/office/drawing/2016/5/9/chartex" xmlns:cx4="http://schemas.microsoft.com/office/drawing/2016/5/10/chartex" xmlns:cx5="http://schemas.microsoft.com/office/drawing/2016/5/11/chartex" xmlns:cx6="http://schemas.microsoft.com/office/drawing/2016/5/12/chartex" xmlns:cx7="http://schemas.microsoft.com/office/drawing/2016/5/13/chartex" xmlns:cx8="http://schemas.microsoft.com/office/drawing/2016/5/14/chartex" xmlns:mc="http://schemas.openxmlformats.org/markup-compatibility/2006" xmlns:aink="http://schemas.microsoft.com/office/drawing/2016/ink" xmlns:am3d="http://schemas.microsoft.com/office/drawing/2017/model3d" xmlns:o="urn:schemas-microsoft-com:office:office" xmlns:oel="http://schemas.microsoft.com/office/2019/extlst" xmlns:r="http://schemas.openxmlformats.org/officeDocument/2006/relationships" xmlns:m="http://schemas.openxmlformats.org/officeDocument/2006/math" xmlns:v="urn:schemas-microsoft-com:vml" xmlns:wp14="http://schemas.microsoft.com/office/word/2010/wordprocessingDrawing" xmlns:wp="http://schemas.openxmlformats.org/drawingml/2006/wordprocessingDrawing" xmlns:w10="urn:schemas-microsoft-com:office:word" xmlns:w="http://schemas.openxmlformats.org/wordprocessingml/2006/main" xmlns:w14="http://schemas.microsoft.com/office/word/2010/wordml" xmlns:w15="http://schemas.microsoft.com/office/word/2012/wordml" xmlns:w16cex="http://schemas.microsoft.com/office/word/2018/wordml/cex" xmlns:w16cid="http://schemas.microsoft.com/office/word/2016/wordml/cid" xmlns:w16="http://schemas.microsoft.com/office/word/2018/wordml" xmlns:w16du="http://schemas.microsoft.com/office/word/2023/wordml/word16du" xmlns:w16sdtdh="http://schemas.microsoft.com/office/word/2020/wordml/sdtdatahash" xmlns:w16se="http://schemas.microsoft.com/office/word/2015/wordml/symex" xmlns:wpg="http://schemas.microsoft.com/office/word/2010/wordprocessingGroup" xmlns:wpi="http://schemas.microsoft.com/office/word/2010/wordprocessingInk" xmlns:wne="http://schemas.microsoft.com/office/word/2006/wordml" xmlns:wps="http://schemas.microsoft.com/office/word/2010/wordprocessingShape" mc:Ignorable="w14 w15 w16se w16cid w16 w16cex w16sdtdh w16du wp14">
+<w:document xmlns:wpc="http://schemas.microsoft.com/office/word/2010/wordprocessingCanvas" xmlns:cx="http://schemas.microsoft.com/office/drawing/2014/chartex" xmlns:cx1="http://schemas.microsoft.com/office/drawing/2015/9/8/chartex" xmlns:cx2="http://schemas.microsoft.com/office/drawing/2015/10/21/chartex" xmlns:cx3="http://schemas.microsoft.com/office/drawing/2016/5/9/chartex" xmlns:cx4="http://schemas.microsoft.com/office/drawing/2016/5/10/chartex" xmlns:cx5="http://schemas.microsoft.com/office/drawing/2016/5/11/chartex" xmlns:cx6="http://schemas.microsoft.com/office/drawing/2016/5/12/chartex" xmlns:cx7="http://schemas.microsoft.com/office/drawing/2016/5/13/chartex" xmlns:cx8="http://schemas.microsoft.com/office/drawing/2016/5/14/chartex" xmlns:mc="http://schemas.openxmlformats.org/markup-compatibility/2006" xmlns:aink="http://schemas.microsoft.com/office/drawing/2016/ink" xmlns:am3d="http://schemas.microsoft.com/office/drawing/2017/model3d" xmlns:o="urn:schemas-microsoft-com:office:office" xmlns:oel="http://schemas.microsoft.com/office/2019/extlst" xmlns:r="http://schemas.openxmlformats.org/officeDocument/2006/relationships" xmlns:m="http://schemas.openxmlformats.org/officeDocument/2006/math" xmlns:v="urn:schemas-microsoft-com:vml" xmlns:wp14="http://schemas.microsoft.com/office/word/2010/wordprocessingDrawing" xmlns:wp="http://schemas.openxmlformats.org/drawingml/2006/wordprocessingDrawing" xmlns:w10="urn:schemas-microsoft-com:office:word" xmlns:w="http://schemas.openxmlformats.org/wordprocessingml/2006/main" xmlns:w14="http://schemas.microsoft.com/office/word/2010/wordml" xmlns:w15="http://schemas.microsoft.com/office/word/2012/wordml" xmlns:w16cex="http://schemas.microsoft.com/office/word/2018/wordml/cex" xmlns:w16cid="http://schemas.microsoft.com/office/word/2016/wordml/cid" xmlns:w16="http://schemas.microsoft.com/office/word/2018/wordml" xmlns:w16sdtdh="http://schemas.microsoft.com/office/word/2020/wordml/sdtdatahash" xmlns:w16se="http://schemas.microsoft.com/office/word/2015/wordml/symex" xmlns:wpg="http://schemas.microsoft.com/office/word/2010/wordprocessingGroup" xmlns:wpi="http://schemas.microsoft.com/office/word/2010/wordprocessingInk" xmlns:wne="http://schemas.microsoft.com/office/word/2006/wordml" xmlns:wps="http://schemas.microsoft.com/office/word/2010/wordprocessingShape" mc:Ignorable="w14 w15 w16se w16cid w16 w16cex w16sdtdh wp14">
   <w:body>
     <w:p>
       <w:pPr>
         <w:rPr>
           <w:rtl/>
-        </w:rPr>
-      </w:pPr>
-      <w:hyperlink r:id="rId4" w:history="1">
+          <w:lang w:bidi="ar-LB"/>
+        </w:rPr>
+      </w:pPr>
+      <w:hyperlink r:id="rId5" w:history="1">
         <w:r>
           <w:rPr>
             <w:rStyle w:val="Hyperlink"/>
             <w:rtl/>
+            <w:lang w:bidi="ar-LB"/>
           </w:rPr>
-          <w:t>رجاء</w:t>
+          <w:t>سر الإنجيل</w:t>
         </w:r>
       </w:hyperlink>
     </w:p>
     <w:p>
       <w:pPr>
         <w:bidi w:val="0"/>
-      </w:pPr>
-      <w:r>
+        <w:rPr>
+          <w:lang w:bidi="ar-LB"/>
+        </w:rPr>
+      </w:pPr>
+      <w:r>
+        <w:rPr>
+          <w:lang w:bidi="ar-LB"/>
+        </w:rPr>
         <w:t>William Gurnall</w:t>
       </w:r>
     </w:p>
@@ -30,351 +38,555 @@
       <w:pPr>
         <w:rPr>
           <w:rtl/>
-          <w:lang w:bidi="ar-SA"/>
-        </w:rPr>
-      </w:pPr>
-      <w:r>
-        <w:rPr>
-          <w:rFonts w:hint="cs"/>
-          <w:rtl/>
-          <w:lang w:bidi="ar-SA"/>
-        </w:rPr>
-        <w:t>"</w:t>
-      </w:r>
-      <w:r>
-        <w:rPr>
-          <w:rtl/>
-          <w:lang w:bidi="ar-SA"/>
-        </w:rPr>
-        <w:t xml:space="preserve"> لأَنَّ كُلَّ مَا سَبَقَ فَكُتِبَ كُتِبَ لأَجْلِ تَعْلِيمِنَا، حَتَّى بِالصَّبْرِ وَالتَّعْزِيَةِ بِمَا فِي الْكُتُبِ يَكُونُ لَنَا رَجَاءٌ.</w:t>
-      </w:r>
-      <w:r>
-        <w:rPr>
-          <w:rFonts w:hint="cs"/>
-          <w:rtl/>
-          <w:lang w:bidi="ar-SA"/>
-        </w:rPr>
-        <w:t>" (رومية 15: 4).</w:t>
+          <w:lang w:bidi="ar-LB"/>
+        </w:rPr>
+      </w:pPr>
+      <w:r>
+        <w:rPr>
+          <w:rFonts w:hint="cs"/>
+          <w:rtl/>
+          <w:lang w:bidi="ar-LB"/>
+        </w:rPr>
+        <w:t xml:space="preserve">هكذا كما أن الإنجيل هو بذاته سر الإيمان فإنه يؤهل خائفي الله بأن يؤمنوا بـ"أسرار </w:t>
+      </w:r>
+      <w:r>
+        <w:rPr>
+          <w:rFonts w:hint="cs"/>
+          <w:rtl/>
+          <w:lang w:bidi="ar-LB"/>
+        </w:rPr>
+        <w:t>متميزة</w:t>
+      </w:r>
+      <w:r>
+        <w:rPr>
+          <w:rFonts w:hint="cs"/>
+          <w:rtl/>
+          <w:lang w:bidi="ar-LB"/>
+        </w:rPr>
+        <w:t xml:space="preserve">" </w:t>
+      </w:r>
+      <w:r>
+        <w:rPr>
+          <w:rtl/>
+          <w:lang w:bidi="ar-LB"/>
+        </w:rPr>
+        <w:t>–</w:t>
+      </w:r>
+      <w:r>
+        <w:rPr>
+          <w:rFonts w:hint="cs"/>
+          <w:rtl/>
+          <w:lang w:bidi="ar-LB"/>
+        </w:rPr>
+        <w:t xml:space="preserve"> بأن يؤمنوا بما لا يفهمونه وأن يرجوا ما لا يرونه. إنه يعلمهم بأن يؤمنوا،</w:t>
       </w:r>
     </w:p>
     <w:p>
       <w:pPr>
-        <w:rPr>
-          <w:rtl/>
-          <w:lang w:bidi="ar-SA"/>
-        </w:rPr>
-      </w:pPr>
-      <w:r>
-        <w:rPr>
-          <w:rFonts w:hint="cs"/>
-          <w:rtl/>
-          <w:lang w:bidi="ar-SA"/>
-        </w:rPr>
-        <w:t>الرجاء له عين ترى السماء في أيام ملبدة بالغيوم، مرساة</w:t>
-      </w:r>
-      <w:r>
-        <w:rPr>
-          <w:rFonts w:hint="cs"/>
-          <w:rtl/>
-          <w:lang w:bidi="ar-SA"/>
-        </w:rPr>
-        <w:t>ٌ</w:t>
-      </w:r>
-      <w:r>
-        <w:rPr>
-          <w:rFonts w:hint="cs"/>
-          <w:rtl/>
-          <w:lang w:bidi="ar-SA"/>
-        </w:rPr>
-        <w:t xml:space="preserve"> تجد أرضًا ثابتة بين مجتمعات المياه.</w:t>
+        <w:pStyle w:val="ListParagraph"/>
+        <w:numPr>
+          <w:ilvl w:val="0"/>
+          <w:numId w:val="1"/>
+        </w:numPr>
+        <w:rPr>
+          <w:lang w:bidi="ar-LB"/>
+        </w:rPr>
+      </w:pPr>
+      <w:r>
+        <w:rPr>
+          <w:rFonts w:hint="cs"/>
+          <w:rtl/>
+          <w:lang w:bidi="ar-LB"/>
+        </w:rPr>
+        <w:t>بأن المسيح وُلد في زمن معيّن، وبأنه من الأزل موجود؛</w:t>
       </w:r>
     </w:p>
     <w:p>
       <w:pPr>
-        <w:rPr>
-          <w:rtl/>
-          <w:lang w:bidi="ar-SA"/>
-        </w:rPr>
-      </w:pPr>
-      <w:r>
-        <w:rPr>
-          <w:rFonts w:hint="cs"/>
-          <w:rtl/>
-          <w:lang w:bidi="ar-SA"/>
-        </w:rPr>
-        <w:t>الرجاء الحقيقي جوهرة لا تلبسها إلا عروس المسيح، هو نعمة لا يعرفها إلا قلب المؤمن. من دون المسيح ومن دون رجاء ه</w:t>
-      </w:r>
-      <w:r>
-        <w:rPr>
-          <w:rFonts w:hint="cs"/>
-          <w:rtl/>
-          <w:lang w:bidi="ar-SA"/>
-        </w:rPr>
-        <w:t>و</w:t>
-      </w:r>
-      <w:r>
-        <w:rPr>
-          <w:rFonts w:hint="cs"/>
-          <w:rtl/>
-          <w:lang w:bidi="ar-SA"/>
-        </w:rPr>
-        <w:t xml:space="preserve"> الأمر ذاته (أفسس 2: 12).</w:t>
+        <w:pStyle w:val="ListParagraph"/>
+        <w:numPr>
+          <w:ilvl w:val="0"/>
+          <w:numId w:val="1"/>
+        </w:numPr>
+        <w:rPr>
+          <w:lang w:bidi="ar-LB"/>
+        </w:rPr>
+      </w:pPr>
+      <w:r>
+        <w:rPr>
+          <w:rFonts w:hint="cs"/>
+          <w:rtl/>
+          <w:lang w:bidi="ar-LB"/>
+        </w:rPr>
+        <w:t>بأنه كان في بطن أمه، وبأن سماء السموات لا تسعه؛</w:t>
       </w:r>
     </w:p>
     <w:p>
       <w:pPr>
-        <w:rPr>
-          <w:rtl/>
-          <w:lang w:bidi="ar-SA"/>
-        </w:rPr>
-      </w:pPr>
-      <w:r>
-        <w:rPr>
-          <w:rFonts w:hint="cs"/>
-          <w:rtl/>
-          <w:lang w:bidi="ar-SA"/>
-        </w:rPr>
-        <w:t>إننا نُطالَب بأن نلبس "خوذة الخلاص"، وذلك ليس فقط في مناسبات معينة ومن ثم نخلعها إلى أن يجعلنا الضيق التالي الغير معتاد بأن نتناولها من جديد ونضعها على رؤوسنا. إننا علينا أن نضعها على رؤوسنا وأن لا نخلعها ثانية إلى أن يأخذها الله من علينا ويضع مكانها إكليل المجد</w:t>
-      </w:r>
-      <w:r>
-        <w:rPr>
-          <w:rFonts w:hint="cs"/>
-          <w:rtl/>
-          <w:lang w:bidi="ar-SA"/>
-        </w:rPr>
-        <w:t xml:space="preserve"> "</w:t>
-      </w:r>
-      <w:r>
-        <w:rPr>
-          <w:rtl/>
-          <w:lang w:bidi="ar-SA"/>
-        </w:rPr>
-        <w:t>صَاحِينَ، فَأَلْقُوا رَجَاءَكُمْ بِالتَّمَامِ عَلَى النِّعْمَةِ</w:t>
-      </w:r>
-      <w:r>
-        <w:rPr>
-          <w:rFonts w:hint="cs"/>
-          <w:rtl/>
-          <w:lang w:bidi="ar-SA"/>
-        </w:rPr>
-        <w:t>"، هذه هي مشورة الرسول بطرس (1. بطرس 1: 13).</w:t>
+        <w:pStyle w:val="ListParagraph"/>
+        <w:numPr>
+          <w:ilvl w:val="0"/>
+          <w:numId w:val="1"/>
+        </w:numPr>
+        <w:rPr>
+          <w:lang w:bidi="ar-LB"/>
+        </w:rPr>
+      </w:pPr>
+      <w:r>
+        <w:rPr>
+          <w:rFonts w:hint="cs"/>
+          <w:rtl/>
+          <w:lang w:bidi="ar-LB"/>
+        </w:rPr>
+        <w:t>بأنه كان ابن مريم، ولكنه أيضًا خالقها؛</w:t>
       </w:r>
     </w:p>
     <w:p>
       <w:pPr>
-        <w:rPr>
-          <w:rtl/>
-          <w:lang w:bidi="ar-SA"/>
-        </w:rPr>
-      </w:pPr>
-      <w:r>
-        <w:rPr>
-          <w:rFonts w:hint="cs"/>
-          <w:rtl/>
-          <w:lang w:bidi="ar-SA"/>
-        </w:rPr>
-        <w:t xml:space="preserve">الرجاء بالسماء يُبعد العالم عن أفكار المسيحي. كل مَن ينظر إلى السماء لا يبقى له أي خيار إلا بأن يُبعد نظره عن الأرض. كما أن عين الجسد لا تقدر أن تنظر إلى فوق وإلى أسفل في الوقت نفسه هكذا هي عين النفس أيضًا. هنا في هذه الدنيا ليس لي رجاء تقول النفس، ولذا </w:t>
-      </w:r>
-      <w:r>
-        <w:rPr>
-          <w:rFonts w:hint="cs"/>
-          <w:rtl/>
-          <w:lang w:bidi="ar-SA"/>
-        </w:rPr>
-        <w:t>فهي ليست موطني؛ فرجائي هو في السماء من حيث أنتظر مخلصي، وخلاصي الذي سيأتيني به.</w:t>
+        <w:pStyle w:val="ListParagraph"/>
+        <w:numPr>
+          <w:ilvl w:val="0"/>
+          <w:numId w:val="1"/>
+        </w:numPr>
+        <w:rPr>
+          <w:lang w:bidi="ar-LB"/>
+        </w:rPr>
+      </w:pPr>
+      <w:r>
+        <w:rPr>
+          <w:rFonts w:hint="cs"/>
+          <w:rtl/>
+          <w:lang w:bidi="ar-LB"/>
+        </w:rPr>
+        <w:t>بأنه كان بلا خطية، ومع ذلك كان من العدل أنه مات عن الخطية؛</w:t>
       </w:r>
     </w:p>
     <w:p>
       <w:pPr>
-        <w:rPr>
-          <w:rtl/>
-          <w:lang w:bidi="ar-SA"/>
-        </w:rPr>
-      </w:pPr>
-      <w:r>
-        <w:rPr>
-          <w:rFonts w:hint="cs"/>
-          <w:rtl/>
-          <w:lang w:bidi="ar-SA"/>
-        </w:rPr>
-        <w:t>هل عينك تنظر إلى السماء؟ إنه أكثر مما لو كان العالم في كفّك. أعظم ملك على وجه الأرض سيكون فرحًا وهو في ساعة موته بأن يبادلك تاجه بخوذتك. إن تاجه لا يمكنه أن يؤدي له عمل هذه الخوذة، لكن خوذتك ستحصّل لك الإكليل، إكليلاً، ليس من ذهب، وإنما من مجد والذي متى ما لبسته لن يُنزَع منك إلى الأبد.</w:t>
+        <w:pStyle w:val="ListParagraph"/>
+        <w:numPr>
+          <w:ilvl w:val="0"/>
+          <w:numId w:val="1"/>
+        </w:numPr>
+        <w:rPr>
+          <w:lang w:bidi="ar-LB"/>
+        </w:rPr>
+      </w:pPr>
+      <w:r>
+        <w:rPr>
+          <w:rFonts w:hint="cs"/>
+          <w:rtl/>
+          <w:lang w:bidi="ar-LB"/>
+        </w:rPr>
+        <w:t>بأن الله كان عادلاً حينما عاقب المسيح، مع أنه كان بريئًا، وكان كذلك حينما برر الندمان مع أنه كان خاطئًا؛</w:t>
       </w:r>
     </w:p>
     <w:p>
       <w:pPr>
-        <w:rPr>
-          <w:rtl/>
-          <w:lang w:bidi="ar-SA"/>
-        </w:rPr>
-      </w:pPr>
-      <w:r>
-        <w:rPr>
-          <w:rFonts w:hint="cs"/>
-          <w:rtl/>
-          <w:lang w:bidi="ar-SA"/>
-        </w:rPr>
-        <w:t xml:space="preserve">لماذا يصبح الناس خاملين ومثقلين في خدمتهم لله؟ لأن رجاءهم هو أيضًا كذلك. انعدام الأمل وفقدان الحياة يسيران على ذات الخط. إنه لا عجب </w:t>
-      </w:r>
-      <w:r>
-        <w:rPr>
-          <w:rtl/>
-          <w:lang w:bidi="ar-SA"/>
-        </w:rPr>
-        <w:t>أن العمل لا يسير على ما يرام عندما لا يكون لدى الناس الأمل في الحصول على أجر جيد.</w:t>
-      </w:r>
-      <w:r>
-        <w:rPr>
-          <w:rFonts w:hint="cs"/>
-          <w:rtl/>
-          <w:lang w:bidi="ar-SA"/>
-        </w:rPr>
-        <w:t xml:space="preserve"> كل مَن يعمل فقط لأجرة ترنيمة واحدة، لن يرنم وهو في عمله. </w:t>
-      </w:r>
-      <w:r>
-        <w:rPr>
-          <w:rFonts w:hint="cs"/>
-          <w:rtl/>
-          <w:lang w:bidi="ar-SA"/>
-        </w:rPr>
-        <w:t>أفضل زبون دائمًا ما يُخدم على أفضل نحو وبأرفع مستوى، وإننا نعتبر أن أفضل زبون هو الذي على الأرجح أفضل مَن يدفع الأجرة. إن فكرنا هكذا عن الله لسوف نترك كل شيء في مكانه وسنخدمه هو لوحده. لا شيء يحرر النفس من الكسل وخمول الروح في خدمتها لله مثل الرجاء المتجدد والذي يُدخل إليها العزيمة. إنه الدواء بذاته الذي وضعه الرسل لهذا المرض: "</w:t>
-      </w:r>
-      <w:r>
-        <w:rPr>
-          <w:rtl/>
-          <w:lang w:bidi="ar-SA"/>
-        </w:rPr>
-        <w:t xml:space="preserve"> وَلكِنَّنَا نَشْتَهِي أَنَّ كُلَّ وَاحِدٍ مِنْكُمْ يُظْهِرُ هذَا الاجْتِهَادَ عَيْنَهُ لِيَقِينِ الرَّجَاءِ إِلَى النِّهَايَةِ، لِكَيْ لاَ تَكُونُوا مُتَبَاطِئِينَ</w:t>
-      </w:r>
-      <w:r>
-        <w:rPr>
-          <w:rFonts w:hint="cs"/>
-          <w:rtl/>
-          <w:lang w:bidi="ar-SA"/>
-        </w:rPr>
-        <w:t>" (عبرانيين 6: 11، 12).</w:t>
+        <w:pStyle w:val="ListParagraph"/>
+        <w:numPr>
+          <w:ilvl w:val="0"/>
+          <w:numId w:val="1"/>
+        </w:numPr>
+        <w:rPr>
+          <w:lang w:bidi="ar-LB"/>
+        </w:rPr>
+      </w:pPr>
+      <w:r>
+        <w:rPr>
+          <w:rFonts w:hint="cs"/>
+          <w:rtl/>
+          <w:lang w:bidi="ar-LB"/>
+        </w:rPr>
+        <w:t>بأنه كان خاطئًا عظيمًا</w:t>
+      </w:r>
+      <w:r>
+        <w:rPr>
+          <w:rFonts w:hint="cs"/>
+          <w:rtl/>
+          <w:lang w:bidi="ar-LB"/>
+        </w:rPr>
+        <w:t>، وبأن الله يراه الآن في المسيح بلا عيب أو غضن.</w:t>
       </w:r>
     </w:p>
     <w:p>
       <w:pPr>
         <w:rPr>
           <w:rtl/>
-          <w:lang w:bidi="ar-SA"/>
-        </w:rPr>
-      </w:pPr>
-      <w:r>
-        <w:rPr>
-          <w:rFonts w:hint="cs"/>
-          <w:rtl/>
-          <w:lang w:bidi="ar-SA"/>
-        </w:rPr>
-        <w:t>"</w:t>
-      </w:r>
-      <w:r>
-        <w:rPr>
-          <w:rtl/>
-          <w:lang w:bidi="ar-SA"/>
-        </w:rPr>
-        <w:t>أَيَّ أُنَاسٍ يَجِبُ أَنْ تَكُونُوا أَنْتُمْ فِي سِيرَةٍ مُقَدَّسَةٍ وَتَقْوَى؟ مُنْتَظِرِينَ وَطَالِبِينَ سُرْعَةَ مَجِيءِ يَوْمِ الرَّبِّ،</w:t>
-      </w:r>
-      <w:r>
-        <w:rPr>
-          <w:rFonts w:hint="cs"/>
-          <w:rtl/>
-          <w:lang w:bidi="ar-SA"/>
-        </w:rPr>
-        <w:t>" (2. بطرس 3: 11، 12). عِش بما يتفق مع رجاءك، يا عزيزي المسيحي؛ دع أعمالك</w:t>
-      </w:r>
-      <w:r>
-        <w:rPr>
-          <w:rFonts w:hint="cs"/>
-          <w:rtl/>
-          <w:lang w:bidi="ar-SA"/>
-        </w:rPr>
-        <w:t xml:space="preserve"> تطابق كرامة رجاءك بالسماء. العين تقود القدم. أنت تنتظر الخلاص؛ فاذهب إذًا في الإتجاه الذي تنظر إليه عينك. هنالك كرامة، وإن لم يهتم المسيحي بها في حياته فإنه يجعل دعوته السامية وآماله عرضة للاستهزاء. بأن ننظر عاليًا وأن نحيا دنيويين كم سيكون هذا مهزلة!</w:t>
+          <w:lang w:bidi="ar-LB"/>
+        </w:rPr>
+      </w:pPr>
+      <w:r>
+        <w:rPr>
+          <w:rFonts w:hint="cs"/>
+          <w:rtl/>
+          <w:lang w:bidi="ar-LB"/>
+        </w:rPr>
+        <w:t>وكما أن الإنجيل هو سر مخافة الله، فإنه يؤهل خائفي الله بأن يفعلوا أمورًا متميزة تمامًا كالتي يؤمنون بها: بأن يحيوا بروح شخصٍ آخر، أن يعملوا في قوة شخص آخر، بأن يتميزوا بمشيئة شخص آخر وأن يكون في فكرهم مجد شخصٍ آخر.</w:t>
       </w:r>
     </w:p>
     <w:p>
       <w:pPr>
-        <w:rPr>
-          <w:rtl/>
-          <w:lang w:bidi="ar-SA"/>
-        </w:rPr>
-      </w:pPr>
-      <w:r>
-        <w:rPr>
-          <w:rFonts w:hint="cs"/>
-          <w:rtl/>
-          <w:lang w:bidi="ar-SA"/>
-        </w:rPr>
-        <w:t>يا ليت رجاؤك يبّخر أشواقك للعالم. "</w:t>
-      </w:r>
-      <w:r>
-        <w:rPr>
-          <w:rtl/>
-          <w:lang w:bidi="ar-SA"/>
-        </w:rPr>
-        <w:t>صَاحِينَ، فَأَلْقُوا رَجَاءَكُمْ</w:t>
-      </w:r>
-      <w:r>
-        <w:rPr>
-          <w:rFonts w:hint="cs"/>
-          <w:rtl/>
-          <w:lang w:bidi="ar-SA"/>
-        </w:rPr>
-        <w:t xml:space="preserve">"، يقول الرسول (1. بطرس 1: 13). كل مَن يتوقع الكثير في عالم آخر يمكنه أن يكون راضيًا بالقليل في هذا العالم. </w:t>
-      </w:r>
-      <w:r>
-        <w:rPr>
-          <w:rtl/>
-          <w:lang w:bidi="ar-SA"/>
-        </w:rPr>
-        <w:t>ليس هناك ما هو أسوأ بالنسبة للرجاء السماوي من القلب الأرضي.</w:t>
+        <w:pStyle w:val="ListParagraph"/>
+        <w:numPr>
+          <w:ilvl w:val="0"/>
+          <w:numId w:val="1"/>
+        </w:numPr>
+        <w:rPr>
+          <w:lang w:bidi="ar-LB"/>
+        </w:rPr>
+      </w:pPr>
+      <w:r>
+        <w:rPr>
+          <w:rFonts w:hint="cs"/>
+          <w:rtl/>
+          <w:lang w:bidi="ar-LB"/>
+        </w:rPr>
+        <w:t>إنهم رقيقون لدرجة حتى أن ولدًا صغيرًا يمكنه أن يقودهم إلى أي مكان حسن وهم أقوياء لدرجة حتى أن النار بحد ذاتها لا يمكنها أن تقودهم إلى الخطية.</w:t>
       </w:r>
     </w:p>
     <w:p>
       <w:pPr>
-        <w:rPr>
-          <w:rFonts w:hint="cs"/>
-          <w:lang w:bidi="ar-SA"/>
-        </w:rPr>
-      </w:pPr>
-      <w:r>
-        <w:rPr>
-          <w:rFonts w:hint="cs"/>
-          <w:rtl/>
-          <w:lang w:bidi="ar-SA"/>
-        </w:rPr>
-        <w:t xml:space="preserve">أنا ليس لدي أي شك </w:t>
-      </w:r>
-      <w:r>
-        <w:rPr>
-          <w:rFonts w:hint="cs"/>
-          <w:rtl/>
-          <w:lang w:bidi="ar-SA"/>
-        </w:rPr>
-        <w:t>بأن كل قارئ مهتم يتفق بأننا سنزداد اقترابًا في رجائنا من السماء كلما ازداد ابتعادنا فيما نتمناه عن الأرض. كل مَن يقف على قمم السماء تلك، فستبدو له أقذار العالم بقدر ذرة غبار صغيرة.</w:t>
+        <w:pStyle w:val="ListParagraph"/>
+        <w:numPr>
+          <w:ilvl w:val="0"/>
+          <w:numId w:val="1"/>
+        </w:numPr>
+        <w:rPr>
+          <w:lang w:bidi="ar-LB"/>
+        </w:rPr>
+      </w:pPr>
+      <w:r>
+        <w:rPr>
+          <w:rFonts w:hint="cs"/>
+          <w:rtl/>
+          <w:lang w:bidi="ar-LB"/>
+        </w:rPr>
+        <w:t>هم قادرين على أن يحبوا أعداءهم ومع ذلك هم يبغضون أباهم وأمهم لأجل المسيح</w:t>
+      </w:r>
+      <w:r>
+        <w:rPr>
+          <w:rFonts w:hint="cs"/>
+          <w:rtl/>
+          <w:lang w:bidi="ar-LB"/>
+        </w:rPr>
+        <w:t>.</w:t>
+      </w:r>
+    </w:p>
+    <w:p>
+      <w:pPr>
+        <w:pStyle w:val="ListParagraph"/>
+        <w:numPr>
+          <w:ilvl w:val="0"/>
+          <w:numId w:val="1"/>
+        </w:numPr>
+        <w:rPr>
+          <w:lang w:bidi="ar-LB"/>
+        </w:rPr>
+      </w:pPr>
+      <w:r>
+        <w:rPr>
+          <w:rFonts w:hint="cs"/>
+          <w:rtl/>
+          <w:lang w:bidi="ar-LB"/>
+        </w:rPr>
+        <w:t>هم يتعلمون بأن يكونوا نشيطين في الأعمال العالمية ومع ذلك يؤهلون بأن يحتقروا الغِنى الذي يجنيه لهم تعب عملهم كبركة من الله.</w:t>
+      </w:r>
+    </w:p>
+    <w:p>
+      <w:pPr>
+        <w:pStyle w:val="ListParagraph"/>
+        <w:numPr>
+          <w:ilvl w:val="0"/>
+          <w:numId w:val="1"/>
+        </w:numPr>
+        <w:rPr>
+          <w:lang w:bidi="ar-LB"/>
+        </w:rPr>
+      </w:pPr>
+      <w:r>
+        <w:rPr>
+          <w:rFonts w:hint="cs"/>
+          <w:rtl/>
+          <w:lang w:bidi="ar-LB"/>
+        </w:rPr>
+        <w:t xml:space="preserve">هم يعلمون بأن كل الأشياء هي لهم ومع ذلك لا يجرؤون </w:t>
+      </w:r>
+      <w:r>
+        <w:rPr>
+          <w:rtl/>
+          <w:lang w:bidi="ar-LB"/>
+        </w:rPr>
+        <w:t>على أخذ أي شيء من الأشرار بالقوة أو بالخداع.</w:t>
+      </w:r>
+    </w:p>
+    <w:p>
+      <w:pPr>
+        <w:pStyle w:val="ListParagraph"/>
+        <w:numPr>
+          <w:ilvl w:val="0"/>
+          <w:numId w:val="1"/>
+        </w:numPr>
+        <w:rPr>
+          <w:lang w:bidi="ar-LB"/>
+        </w:rPr>
+      </w:pPr>
+      <w:r>
+        <w:rPr>
+          <w:rFonts w:hint="cs"/>
+          <w:rtl/>
+          <w:lang w:bidi="ar-LB"/>
+        </w:rPr>
+        <w:t>هم يتعلمون بأن يكونوا متواضعين لدرجة حتى أنهم يحترمون غيرهم أكثر من أنفسهم، ومع ذلك بأن يقدّروا مركزهم حتى أنهم لن يستبدلوا أكثر شخص مسكين بينهم بأعظم حاكم في هذا العالم.</w:t>
+      </w:r>
+    </w:p>
+    <w:p>
+      <w:pPr>
+        <w:pStyle w:val="ListParagraph"/>
+        <w:numPr>
+          <w:ilvl w:val="0"/>
+          <w:numId w:val="1"/>
+        </w:numPr>
+        <w:rPr>
+          <w:lang w:bidi="ar-LB"/>
+        </w:rPr>
+      </w:pPr>
+      <w:r>
+        <w:rPr>
+          <w:rFonts w:hint="cs"/>
+          <w:rtl/>
+          <w:lang w:bidi="ar-LB"/>
+        </w:rPr>
+        <w:t>هم بإمكانهم أن يطلبوا لأجل حياتهم وبنفس الوقت يتمنون الموت!</w:t>
+      </w:r>
+    </w:p>
+    <w:p>
+      <w:pPr>
+        <w:rPr>
+          <w:rtl/>
+          <w:lang w:bidi="ar-LB"/>
+        </w:rPr>
+      </w:pPr>
+      <w:r>
+        <w:rPr>
+          <w:rFonts w:hint="cs"/>
+          <w:rtl/>
+          <w:lang w:bidi="ar-LB"/>
+        </w:rPr>
+        <w:t xml:space="preserve">الإنجيل يفتح منجمًا فيه كنوز لا تُستقصى، ولكن في سرّ. إنه يُري كيف للإنسان أن </w:t>
+      </w:r>
+      <w:r>
+        <w:rPr>
+          <w:rFonts w:hint="cs"/>
+          <w:rtl/>
+          <w:lang w:bidi="ar-LB"/>
+        </w:rPr>
+        <w:t>يكون غنيًا في الإيمان وفي الله ولعالم آخر، بينما هو مسكين في هذا العالم ...</w:t>
+      </w:r>
+    </w:p>
+    <w:p>
+      <w:pPr>
+        <w:rPr>
+          <w:rFonts w:hint="cs"/>
+          <w:lang w:bidi="ar-LB"/>
+        </w:rPr>
+      </w:pPr>
+      <w:r>
+        <w:rPr>
+          <w:rFonts w:hint="cs"/>
+          <w:rtl/>
+          <w:lang w:bidi="ar-LB"/>
+        </w:rPr>
+        <w:t>كذلك فإن المعترفين بالإنجيل يُبغ</w:t>
+      </w:r>
+      <w:r>
+        <w:rPr>
+          <w:rFonts w:hint="cs"/>
+          <w:rtl/>
+          <w:lang w:bidi="ar-LB"/>
+        </w:rPr>
+        <w:t>َ</w:t>
+      </w:r>
+      <w:r>
+        <w:rPr>
+          <w:rFonts w:hint="cs"/>
+          <w:rtl/>
+          <w:lang w:bidi="ar-LB"/>
+        </w:rPr>
+        <w:t>ضون، لأنهم شركاء هذه الطبيعة الغامضة. إنهم مولودين في مقام رفيع، ولكن في سرّ. أصلهم لا يُعرَف بما تربوا عليه ظاهريًا. هم يحملون سلاحًا ويعتاشون من المدخولات، ولكن ليست التي تستدعي العالم ليحكم على الوضع الاجتماعي. كلا، إن مظهرهم وضيع، بينما باطنهم فرفيع المستوى. والعالم يحكم على ما يعرفه ويراه ظاهريًا، ولكن ليس على النعمة في الباطن. هم يسيرون في العالم كالأمراء في ثياب أناس فقيرة وهكذا أيضًا يُعام</w:t>
+      </w:r>
+      <w:r>
+        <w:rPr>
+          <w:rFonts w:hint="cs"/>
+          <w:rtl/>
+          <w:lang w:bidi="ar-LB"/>
+        </w:rPr>
+        <w:t>َ</w:t>
+      </w:r>
+      <w:r>
+        <w:rPr>
+          <w:rFonts w:hint="cs"/>
+          <w:rtl/>
+          <w:lang w:bidi="ar-LB"/>
+        </w:rPr>
+        <w:t>لون</w:t>
+      </w:r>
+      <w:r>
+        <w:rPr>
+          <w:rFonts w:hint="cs"/>
+          <w:rtl/>
+          <w:lang w:bidi="ar-LB"/>
+        </w:rPr>
+        <w:t>. لو أن المسيح لبس ثياب مجده وجلاله عند مجيئه إلى العالم لما كان تركه على هذه الصورة المليئة بالخزي والعنف. إن العالم كان سيوضع مرتعدًا عند قدميه، كما فعل البعض منهم حينما لامسهم ضياء ألوهيته. لو سار المؤمنون في هذه الثياب على الأرض التي سيلبسونها في السماء، لخاف واندهش منهم الذين يهينونهم الآن ويحتقرونهم. لكن كما أن برنامج الله لما كان سيكتمل في مجيء المسيح الأول لو ظهر في هذه الهيئة، هكذا كان أيضًا برنامجه لن يكتمل مع المؤمنين لو رآهم العالم في هذه الهيئة</w:t>
+      </w:r>
+      <w:r>
+        <w:rPr>
+          <w:rFonts w:hint="cs"/>
+          <w:rtl/>
+          <w:lang w:bidi="ar-LB"/>
+        </w:rPr>
+        <w:t xml:space="preserve"> كما سيراهم في أحد الأيام. لذا فهو راضٍ بأن يخفيهم تحت رداء الفقر والضعف الهزيل حتى يمتحنهم بالصبر والانتظار، ولكي يوقع غضبه على الأشرار في أنهم أوقعوا غضبهم على الأتقياء.</w:t>
       </w:r>
     </w:p>
     <w:sectPr>
-      <w:pgSz w:w="12240" w:h="15840"/>
-      <w:pgMar w:top="1440" w:right="1800" w:bottom="1440" w:left="1800" w:header="720" w:footer="720" w:gutter="0"/>
-      <w:cols w:space="720"/>
+      <w:pgSz w:w="11906" w:h="16838"/>
+      <w:pgMar w:top="1440" w:right="1440" w:bottom="1440" w:left="1440" w:header="708" w:footer="708" w:gutter="0"/>
+      <w:cols w:space="708"/>
       <w:docGrid w:linePitch="360"/>
     </w:sectPr>
   </w:body>
 </w:document>
 </file>
 
+<file path=word/numbering.xml><?xml version="1.0" encoding="utf-8"?>
+<w:numbering xmlns:wpc="http://schemas.microsoft.com/office/word/2010/wordprocessingCanvas" xmlns:cx="http://schemas.microsoft.com/office/drawing/2014/chartex" xmlns:cx1="http://schemas.microsoft.com/office/drawing/2015/9/8/chartex" xmlns:cx2="http://schemas.microsoft.com/office/drawing/2015/10/21/chartex" xmlns:cx3="http://schemas.microsoft.com/office/drawing/2016/5/9/chartex" xmlns:cx4="http://schemas.microsoft.com/office/drawing/2016/5/10/chartex" xmlns:cx5="http://schemas.microsoft.com/office/drawing/2016/5/11/chartex" xmlns:cx6="http://schemas.microsoft.com/office/drawing/2016/5/12/chartex" xmlns:cx7="http://schemas.microsoft.com/office/drawing/2016/5/13/chartex" xmlns:cx8="http://schemas.microsoft.com/office/drawing/2016/5/14/chartex" xmlns:mc="http://schemas.openxmlformats.org/markup-compatibility/2006" xmlns:aink="http://schemas.microsoft.com/office/drawing/2016/ink" xmlns:am3d="http://schemas.microsoft.com/office/drawing/2017/model3d" xmlns:o="urn:schemas-microsoft-com:office:office" xmlns:oel="http://schemas.microsoft.com/office/2019/extlst" xmlns:r="http://schemas.openxmlformats.org/officeDocument/2006/relationships" xmlns:m="http://schemas.openxmlformats.org/officeDocument/2006/math" xmlns:v="urn:schemas-microsoft-com:vml" xmlns:wp14="http://schemas.microsoft.com/office/word/2010/wordprocessingDrawing" xmlns:wp="http://schemas.openxmlformats.org/drawingml/2006/wordprocessingDrawing" xmlns:w10="urn:schemas-microsoft-com:office:word" xmlns:w="http://schemas.openxmlformats.org/wordprocessingml/2006/main" xmlns:w14="http://schemas.microsoft.com/office/word/2010/wordml" xmlns:w15="http://schemas.microsoft.com/office/word/2012/wordml" xmlns:w16cex="http://schemas.microsoft.com/office/word/2018/wordml/cex" xmlns:w16cid="http://schemas.microsoft.com/office/word/2016/wordml/cid" xmlns:w16="http://schemas.microsoft.com/office/word/2018/wordml" xmlns:w16sdtdh="http://schemas.microsoft.com/office/word/2020/wordml/sdtdatahash" xmlns:w16se="http://schemas.microsoft.com/office/word/2015/wordml/symex" xmlns:wpg="http://schemas.microsoft.com/office/word/2010/wordprocessingGroup" xmlns:wpi="http://schemas.microsoft.com/office/word/2010/wordprocessingInk" xmlns:wne="http://schemas.microsoft.com/office/word/2006/wordml" xmlns:wps="http://schemas.microsoft.com/office/word/2010/wordprocessingShape" mc:Ignorable="w14 w15 w16se w16cid w16 w16cex w16sdtdh wp14">
+  <w:abstractNum w:abstractNumId="0" w15:restartNumberingAfterBreak="0">
+    <w:nsid w:val="71EF32C6"/>
+    <w:multiLevelType w:val="hybridMultilevel"/>
+    <w:tmpl w:val="E5941236"/>
+    <w:lvl w:ilvl="0" w:tplc="F5126F78">
+      <w:numFmt w:val="bullet"/>
+      <w:lvlText w:val=""/>
+      <w:lvlJc w:val="left"/>
+      <w:pPr>
+        <w:ind w:left="720" w:hanging="360"/>
+      </w:pPr>
+      <w:rPr>
+        <w:rFonts w:ascii="Symbol" w:eastAsiaTheme="minorHAnsi" w:hAnsi="Symbol" w:cs="Sakkal Majalla" w:hint="default"/>
+      </w:rPr>
+    </w:lvl>
+    <w:lvl w:ilvl="1" w:tplc="04090003" w:tentative="1">
+      <w:start w:val="1"/>
+      <w:numFmt w:val="bullet"/>
+      <w:lvlText w:val="o"/>
+      <w:lvlJc w:val="left"/>
+      <w:pPr>
+        <w:ind w:left="1440" w:hanging="360"/>
+      </w:pPr>
+      <w:rPr>
+        <w:rFonts w:ascii="Courier New" w:hAnsi="Courier New" w:cs="Courier New" w:hint="default"/>
+      </w:rPr>
+    </w:lvl>
+    <w:lvl w:ilvl="2" w:tplc="04090005" w:tentative="1">
+      <w:start w:val="1"/>
+      <w:numFmt w:val="bullet"/>
+      <w:lvlText w:val=""/>
+      <w:lvlJc w:val="left"/>
+      <w:pPr>
+        <w:ind w:left="2160" w:hanging="360"/>
+      </w:pPr>
+      <w:rPr>
+        <w:rFonts w:ascii="Wingdings" w:hAnsi="Wingdings" w:hint="default"/>
+      </w:rPr>
+    </w:lvl>
+    <w:lvl w:ilvl="3" w:tplc="04090001" w:tentative="1">
+      <w:start w:val="1"/>
+      <w:numFmt w:val="bullet"/>
+      <w:lvlText w:val=""/>
+      <w:lvlJc w:val="left"/>
+      <w:pPr>
+        <w:ind w:left="2880" w:hanging="360"/>
+      </w:pPr>
+      <w:rPr>
+        <w:rFonts w:ascii="Symbol" w:hAnsi="Symbol" w:hint="default"/>
+      </w:rPr>
+    </w:lvl>
+    <w:lvl w:ilvl="4" w:tplc="04090003" w:tentative="1">
+      <w:start w:val="1"/>
+      <w:numFmt w:val="bullet"/>
+      <w:lvlText w:val="o"/>
+      <w:lvlJc w:val="left"/>
+      <w:pPr>
+        <w:ind w:left="3600" w:hanging="360"/>
+      </w:pPr>
+      <w:rPr>
+        <w:rFonts w:ascii="Courier New" w:hAnsi="Courier New" w:cs="Courier New" w:hint="default"/>
+      </w:rPr>
+    </w:lvl>
+    <w:lvl w:ilvl="5" w:tplc="04090005" w:tentative="1">
+      <w:start w:val="1"/>
+      <w:numFmt w:val="bullet"/>
+      <w:lvlText w:val=""/>
+      <w:lvlJc w:val="left"/>
+      <w:pPr>
+        <w:ind w:left="4320" w:hanging="360"/>
+      </w:pPr>
+      <w:rPr>
+        <w:rFonts w:ascii="Wingdings" w:hAnsi="Wingdings" w:hint="default"/>
+      </w:rPr>
+    </w:lvl>
+    <w:lvl w:ilvl="6" w:tplc="04090001" w:tentative="1">
+      <w:start w:val="1"/>
+      <w:numFmt w:val="bullet"/>
+      <w:lvlText w:val=""/>
+      <w:lvlJc w:val="left"/>
+      <w:pPr>
+        <w:ind w:left="5040" w:hanging="360"/>
+      </w:pPr>
+      <w:rPr>
+        <w:rFonts w:ascii="Symbol" w:hAnsi="Symbol" w:hint="default"/>
+      </w:rPr>
+    </w:lvl>
+    <w:lvl w:ilvl="7" w:tplc="04090003" w:tentative="1">
+      <w:start w:val="1"/>
+      <w:numFmt w:val="bullet"/>
+      <w:lvlText w:val="o"/>
+      <w:lvlJc w:val="left"/>
+      <w:pPr>
+        <w:ind w:left="5760" w:hanging="360"/>
+      </w:pPr>
+      <w:rPr>
+        <w:rFonts w:ascii="Courier New" w:hAnsi="Courier New" w:cs="Courier New" w:hint="default"/>
+      </w:rPr>
+    </w:lvl>
+    <w:lvl w:ilvl="8" w:tplc="04090005" w:tentative="1">
+      <w:start w:val="1"/>
+      <w:numFmt w:val="bullet"/>
+      <w:lvlText w:val=""/>
+      <w:lvlJc w:val="left"/>
+      <w:pPr>
+        <w:ind w:left="6480" w:hanging="360"/>
+      </w:pPr>
+      <w:rPr>
+        <w:rFonts w:ascii="Wingdings" w:hAnsi="Wingdings" w:hint="default"/>
+      </w:rPr>
+    </w:lvl>
+  </w:abstractNum>
+  <w:num w:numId="1" w16cid:durableId="1384480145">
+    <w:abstractNumId w:val="0"/>
+  </w:num>
+</w:numbering>
+</file>
+
 <file path=word/styles.xml><?xml version="1.0" encoding="utf-8"?>
-<w:styles xmlns:mc="http://schemas.openxmlformats.org/markup-compatibility/2006" xmlns:r="http://schemas.openxmlformats.org/officeDocument/2006/relationships" xmlns:w="http://schemas.openxmlformats.org/wordprocessingml/2006/main" xmlns:w14="http://schemas.microsoft.com/office/word/2010/wordml" xmlns:w15="http://schemas.microsoft.com/office/word/2012/wordml" xmlns:w16cex="http://schemas.microsoft.com/office/word/2018/wordml/cex" xmlns:w16cid="http://schemas.microsoft.com/office/word/2016/wordml/cid" xmlns:w16="http://schemas.microsoft.com/office/word/2018/wordml" xmlns:w16du="http://schemas.microsoft.com/office/word/2023/wordml/word16du" xmlns:w16sdtdh="http://schemas.microsoft.com/office/word/2020/wordml/sdtdatahash" xmlns:w16se="http://schemas.microsoft.com/office/word/2015/wordml/symex" mc:Ignorable="w14 w15 w16se w16cid w16 w16cex w16sdtdh w16du">
+<w:styles xmlns:mc="http://schemas.openxmlformats.org/markup-compatibility/2006" xmlns:r="http://schemas.openxmlformats.org/officeDocument/2006/relationships" xmlns:w="http://schemas.openxmlformats.org/wordprocessingml/2006/main" xmlns:w14="http://schemas.microsoft.com/office/word/2010/wordml" xmlns:w15="http://schemas.microsoft.com/office/word/2012/wordml" xmlns:w16cex="http://schemas.microsoft.com/office/word/2018/wordml/cex" xmlns:w16cid="http://schemas.microsoft.com/office/word/2016/wordml/cid" xmlns:w16="http://schemas.microsoft.com/office/word/2018/wordml" xmlns:w16sdtdh="http://schemas.microsoft.com/office/word/2020/wordml/sdtdatahash" xmlns:w16se="http://schemas.microsoft.com/office/word/2015/wordml/symex" mc:Ignorable="w14 w15 w16se w16cid w16 w16cex w16sdtdh">
   <w:docDefaults>
     <w:rPrDefault>
       <w:rPr>
         <w:rFonts w:ascii="Sakkal Majalla" w:eastAsiaTheme="minorHAnsi" w:hAnsi="Sakkal Majalla" w:cs="Sakkal Majalla"/>
-        <w:kern w:val="2"/>
         <w:sz w:val="28"/>
         <w:szCs w:val="28"/>
-        <w:lang w:val="en-US" w:eastAsia="en-US" w:bidi="he-IL"/>
+        <w:lang w:val="en-US" w:eastAsia="en-US" w:bidi="ar-SA"/>
         <w14:ligatures w14:val="standardContextual"/>
       </w:rPr>
     </w:rPrDefault>
@@ -767,9 +979,202 @@
   <w:style w:type="paragraph" w:default="1" w:styleId="Normal">
     <w:name w:val="Normal"/>
     <w:qFormat/>
-    <w:rPr>
-      <w:noProof/>
-      <w:lang w:bidi="ar-EG"/>
+  </w:style>
+  <w:style w:type="paragraph" w:styleId="Heading1">
+    <w:name w:val="heading 1"/>
+    <w:basedOn w:val="Normal"/>
+    <w:next w:val="Normal"/>
+    <w:link w:val="Heading1Char"/>
+    <w:uiPriority w:val="9"/>
+    <w:qFormat/>
+    <w:rsid w:val="00D16D8D"/>
+    <w:pPr>
+      <w:keepNext/>
+      <w:keepLines/>
+      <w:spacing w:before="360" w:after="80"/>
+      <w:outlineLvl w:val="0"/>
+    </w:pPr>
+    <w:rPr>
+      <w:rFonts w:asciiTheme="majorHAnsi" w:eastAsiaTheme="majorEastAsia" w:hAnsiTheme="majorHAnsi" w:cstheme="majorBidi"/>
+      <w:color w:val="0F4761" w:themeColor="accent1" w:themeShade="BF"/>
+      <w:sz w:val="40"/>
+      <w:szCs w:val="40"/>
+    </w:rPr>
+  </w:style>
+  <w:style w:type="paragraph" w:styleId="Heading2">
+    <w:name w:val="heading 2"/>
+    <w:basedOn w:val="Normal"/>
+    <w:next w:val="Normal"/>
+    <w:link w:val="Heading2Char"/>
+    <w:uiPriority w:val="9"/>
+    <w:semiHidden/>
+    <w:unhideWhenUsed/>
+    <w:qFormat/>
+    <w:rsid w:val="00D16D8D"/>
+    <w:pPr>
+      <w:keepNext/>
+      <w:keepLines/>
+      <w:spacing w:before="160" w:after="80"/>
+      <w:outlineLvl w:val="1"/>
+    </w:pPr>
+    <w:rPr>
+      <w:rFonts w:asciiTheme="majorHAnsi" w:eastAsiaTheme="majorEastAsia" w:hAnsiTheme="majorHAnsi" w:cstheme="majorBidi"/>
+      <w:color w:val="0F4761" w:themeColor="accent1" w:themeShade="BF"/>
+      <w:sz w:val="32"/>
+      <w:szCs w:val="32"/>
+    </w:rPr>
+  </w:style>
+  <w:style w:type="paragraph" w:styleId="Heading3">
+    <w:name w:val="heading 3"/>
+    <w:basedOn w:val="Normal"/>
+    <w:next w:val="Normal"/>
+    <w:link w:val="Heading3Char"/>
+    <w:uiPriority w:val="9"/>
+    <w:semiHidden/>
+    <w:unhideWhenUsed/>
+    <w:qFormat/>
+    <w:rsid w:val="00D16D8D"/>
+    <w:pPr>
+      <w:keepNext/>
+      <w:keepLines/>
+      <w:spacing w:before="160" w:after="80"/>
+      <w:outlineLvl w:val="2"/>
+    </w:pPr>
+    <w:rPr>
+      <w:rFonts w:asciiTheme="minorHAnsi" w:eastAsiaTheme="majorEastAsia" w:hAnsiTheme="minorHAnsi" w:cstheme="majorBidi"/>
+      <w:color w:val="0F4761" w:themeColor="accent1" w:themeShade="BF"/>
+    </w:rPr>
+  </w:style>
+  <w:style w:type="paragraph" w:styleId="Heading4">
+    <w:name w:val="heading 4"/>
+    <w:basedOn w:val="Normal"/>
+    <w:next w:val="Normal"/>
+    <w:link w:val="Heading4Char"/>
+    <w:uiPriority w:val="9"/>
+    <w:semiHidden/>
+    <w:unhideWhenUsed/>
+    <w:qFormat/>
+    <w:rsid w:val="00D16D8D"/>
+    <w:pPr>
+      <w:keepNext/>
+      <w:keepLines/>
+      <w:spacing w:before="80" w:after="40"/>
+      <w:outlineLvl w:val="3"/>
+    </w:pPr>
+    <w:rPr>
+      <w:rFonts w:asciiTheme="minorHAnsi" w:eastAsiaTheme="majorEastAsia" w:hAnsiTheme="minorHAnsi" w:cstheme="majorBidi"/>
+      <w:i/>
+      <w:iCs/>
+      <w:color w:val="0F4761" w:themeColor="accent1" w:themeShade="BF"/>
+    </w:rPr>
+  </w:style>
+  <w:style w:type="paragraph" w:styleId="Heading5">
+    <w:name w:val="heading 5"/>
+    <w:basedOn w:val="Normal"/>
+    <w:next w:val="Normal"/>
+    <w:link w:val="Heading5Char"/>
+    <w:uiPriority w:val="9"/>
+    <w:semiHidden/>
+    <w:unhideWhenUsed/>
+    <w:qFormat/>
+    <w:rsid w:val="00D16D8D"/>
+    <w:pPr>
+      <w:keepNext/>
+      <w:keepLines/>
+      <w:spacing w:before="80" w:after="40"/>
+      <w:outlineLvl w:val="4"/>
+    </w:pPr>
+    <w:rPr>
+      <w:rFonts w:asciiTheme="minorHAnsi" w:eastAsiaTheme="majorEastAsia" w:hAnsiTheme="minorHAnsi" w:cstheme="majorBidi"/>
+      <w:color w:val="0F4761" w:themeColor="accent1" w:themeShade="BF"/>
+    </w:rPr>
+  </w:style>
+  <w:style w:type="paragraph" w:styleId="Heading6">
+    <w:name w:val="heading 6"/>
+    <w:basedOn w:val="Normal"/>
+    <w:next w:val="Normal"/>
+    <w:link w:val="Heading6Char"/>
+    <w:uiPriority w:val="9"/>
+    <w:semiHidden/>
+    <w:unhideWhenUsed/>
+    <w:qFormat/>
+    <w:rsid w:val="00D16D8D"/>
+    <w:pPr>
+      <w:keepNext/>
+      <w:keepLines/>
+      <w:spacing w:before="40" w:after="0"/>
+      <w:outlineLvl w:val="5"/>
+    </w:pPr>
+    <w:rPr>
+      <w:rFonts w:asciiTheme="minorHAnsi" w:eastAsiaTheme="majorEastAsia" w:hAnsiTheme="minorHAnsi" w:cstheme="majorBidi"/>
+      <w:i/>
+      <w:iCs/>
+      <w:color w:val="595959" w:themeColor="text1" w:themeTint="A6"/>
+    </w:rPr>
+  </w:style>
+  <w:style w:type="paragraph" w:styleId="Heading7">
+    <w:name w:val="heading 7"/>
+    <w:basedOn w:val="Normal"/>
+    <w:next w:val="Normal"/>
+    <w:link w:val="Heading7Char"/>
+    <w:uiPriority w:val="9"/>
+    <w:semiHidden/>
+    <w:unhideWhenUsed/>
+    <w:qFormat/>
+    <w:rsid w:val="00D16D8D"/>
+    <w:pPr>
+      <w:keepNext/>
+      <w:keepLines/>
+      <w:spacing w:before="40" w:after="0"/>
+      <w:outlineLvl w:val="6"/>
+    </w:pPr>
+    <w:rPr>
+      <w:rFonts w:asciiTheme="minorHAnsi" w:eastAsiaTheme="majorEastAsia" w:hAnsiTheme="minorHAnsi" w:cstheme="majorBidi"/>
+      <w:color w:val="595959" w:themeColor="text1" w:themeTint="A6"/>
+    </w:rPr>
+  </w:style>
+  <w:style w:type="paragraph" w:styleId="Heading8">
+    <w:name w:val="heading 8"/>
+    <w:basedOn w:val="Normal"/>
+    <w:next w:val="Normal"/>
+    <w:link w:val="Heading8Char"/>
+    <w:uiPriority w:val="9"/>
+    <w:semiHidden/>
+    <w:unhideWhenUsed/>
+    <w:qFormat/>
+    <w:rsid w:val="00D16D8D"/>
+    <w:pPr>
+      <w:keepNext/>
+      <w:keepLines/>
+      <w:spacing w:after="0"/>
+      <w:outlineLvl w:val="7"/>
+    </w:pPr>
+    <w:rPr>
+      <w:rFonts w:asciiTheme="minorHAnsi" w:eastAsiaTheme="majorEastAsia" w:hAnsiTheme="minorHAnsi" w:cstheme="majorBidi"/>
+      <w:i/>
+      <w:iCs/>
+      <w:color w:val="272727" w:themeColor="text1" w:themeTint="D8"/>
+    </w:rPr>
+  </w:style>
+  <w:style w:type="paragraph" w:styleId="Heading9">
+    <w:name w:val="heading 9"/>
+    <w:basedOn w:val="Normal"/>
+    <w:next w:val="Normal"/>
+    <w:link w:val="Heading9Char"/>
+    <w:uiPriority w:val="9"/>
+    <w:semiHidden/>
+    <w:unhideWhenUsed/>
+    <w:qFormat/>
+    <w:rsid w:val="00D16D8D"/>
+    <w:pPr>
+      <w:keepNext/>
+      <w:keepLines/>
+      <w:spacing w:after="0"/>
+      <w:outlineLvl w:val="8"/>
+    </w:pPr>
+    <w:rPr>
+      <w:rFonts w:asciiTheme="minorHAnsi" w:eastAsiaTheme="majorEastAsia" w:hAnsiTheme="minorHAnsi" w:cstheme="majorBidi"/>
+      <w:color w:val="272727" w:themeColor="text1" w:themeTint="D8"/>
     </w:rPr>
   </w:style>
   <w:style w:type="character" w:default="1" w:styleId="DefaultParagraphFont">
@@ -799,14 +1204,298 @@
     <w:semiHidden/>
     <w:unhideWhenUsed/>
   </w:style>
+  <w:style w:type="character" w:customStyle="1" w:styleId="Heading1Char">
+    <w:name w:val="Heading 1 Char"/>
+    <w:basedOn w:val="DefaultParagraphFont"/>
+    <w:link w:val="Heading1"/>
+    <w:uiPriority w:val="9"/>
+    <w:rsid w:val="00D16D8D"/>
+    <w:rPr>
+      <w:rFonts w:asciiTheme="majorHAnsi" w:eastAsiaTheme="majorEastAsia" w:hAnsiTheme="majorHAnsi" w:cstheme="majorBidi"/>
+      <w:color w:val="0F4761" w:themeColor="accent1" w:themeShade="BF"/>
+      <w:sz w:val="40"/>
+      <w:szCs w:val="40"/>
+    </w:rPr>
+  </w:style>
+  <w:style w:type="character" w:customStyle="1" w:styleId="Heading2Char">
+    <w:name w:val="Heading 2 Char"/>
+    <w:basedOn w:val="DefaultParagraphFont"/>
+    <w:link w:val="Heading2"/>
+    <w:uiPriority w:val="9"/>
+    <w:semiHidden/>
+    <w:rsid w:val="00D16D8D"/>
+    <w:rPr>
+      <w:rFonts w:asciiTheme="majorHAnsi" w:eastAsiaTheme="majorEastAsia" w:hAnsiTheme="majorHAnsi" w:cstheme="majorBidi"/>
+      <w:color w:val="0F4761" w:themeColor="accent1" w:themeShade="BF"/>
+      <w:sz w:val="32"/>
+      <w:szCs w:val="32"/>
+    </w:rPr>
+  </w:style>
+  <w:style w:type="character" w:customStyle="1" w:styleId="Heading3Char">
+    <w:name w:val="Heading 3 Char"/>
+    <w:basedOn w:val="DefaultParagraphFont"/>
+    <w:link w:val="Heading3"/>
+    <w:uiPriority w:val="9"/>
+    <w:semiHidden/>
+    <w:rsid w:val="00D16D8D"/>
+    <w:rPr>
+      <w:rFonts w:asciiTheme="minorHAnsi" w:eastAsiaTheme="majorEastAsia" w:hAnsiTheme="minorHAnsi" w:cstheme="majorBidi"/>
+      <w:color w:val="0F4761" w:themeColor="accent1" w:themeShade="BF"/>
+    </w:rPr>
+  </w:style>
+  <w:style w:type="character" w:customStyle="1" w:styleId="Heading4Char">
+    <w:name w:val="Heading 4 Char"/>
+    <w:basedOn w:val="DefaultParagraphFont"/>
+    <w:link w:val="Heading4"/>
+    <w:uiPriority w:val="9"/>
+    <w:semiHidden/>
+    <w:rsid w:val="00D16D8D"/>
+    <w:rPr>
+      <w:rFonts w:asciiTheme="minorHAnsi" w:eastAsiaTheme="majorEastAsia" w:hAnsiTheme="minorHAnsi" w:cstheme="majorBidi"/>
+      <w:i/>
+      <w:iCs/>
+      <w:color w:val="0F4761" w:themeColor="accent1" w:themeShade="BF"/>
+    </w:rPr>
+  </w:style>
+  <w:style w:type="character" w:customStyle="1" w:styleId="Heading5Char">
+    <w:name w:val="Heading 5 Char"/>
+    <w:basedOn w:val="DefaultParagraphFont"/>
+    <w:link w:val="Heading5"/>
+    <w:uiPriority w:val="9"/>
+    <w:semiHidden/>
+    <w:rsid w:val="00D16D8D"/>
+    <w:rPr>
+      <w:rFonts w:asciiTheme="minorHAnsi" w:eastAsiaTheme="majorEastAsia" w:hAnsiTheme="minorHAnsi" w:cstheme="majorBidi"/>
+      <w:color w:val="0F4761" w:themeColor="accent1" w:themeShade="BF"/>
+    </w:rPr>
+  </w:style>
+  <w:style w:type="character" w:customStyle="1" w:styleId="Heading6Char">
+    <w:name w:val="Heading 6 Char"/>
+    <w:basedOn w:val="DefaultParagraphFont"/>
+    <w:link w:val="Heading6"/>
+    <w:uiPriority w:val="9"/>
+    <w:semiHidden/>
+    <w:rsid w:val="00D16D8D"/>
+    <w:rPr>
+      <w:rFonts w:asciiTheme="minorHAnsi" w:eastAsiaTheme="majorEastAsia" w:hAnsiTheme="minorHAnsi" w:cstheme="majorBidi"/>
+      <w:i/>
+      <w:iCs/>
+      <w:color w:val="595959" w:themeColor="text1" w:themeTint="A6"/>
+    </w:rPr>
+  </w:style>
+  <w:style w:type="character" w:customStyle="1" w:styleId="Heading7Char">
+    <w:name w:val="Heading 7 Char"/>
+    <w:basedOn w:val="DefaultParagraphFont"/>
+    <w:link w:val="Heading7"/>
+    <w:uiPriority w:val="9"/>
+    <w:semiHidden/>
+    <w:rsid w:val="00D16D8D"/>
+    <w:rPr>
+      <w:rFonts w:asciiTheme="minorHAnsi" w:eastAsiaTheme="majorEastAsia" w:hAnsiTheme="minorHAnsi" w:cstheme="majorBidi"/>
+      <w:color w:val="595959" w:themeColor="text1" w:themeTint="A6"/>
+    </w:rPr>
+  </w:style>
+  <w:style w:type="character" w:customStyle="1" w:styleId="Heading8Char">
+    <w:name w:val="Heading 8 Char"/>
+    <w:basedOn w:val="DefaultParagraphFont"/>
+    <w:link w:val="Heading8"/>
+    <w:uiPriority w:val="9"/>
+    <w:semiHidden/>
+    <w:rsid w:val="00D16D8D"/>
+    <w:rPr>
+      <w:rFonts w:asciiTheme="minorHAnsi" w:eastAsiaTheme="majorEastAsia" w:hAnsiTheme="minorHAnsi" w:cstheme="majorBidi"/>
+      <w:i/>
+      <w:iCs/>
+      <w:color w:val="272727" w:themeColor="text1" w:themeTint="D8"/>
+    </w:rPr>
+  </w:style>
+  <w:style w:type="character" w:customStyle="1" w:styleId="Heading9Char">
+    <w:name w:val="Heading 9 Char"/>
+    <w:basedOn w:val="DefaultParagraphFont"/>
+    <w:link w:val="Heading9"/>
+    <w:uiPriority w:val="9"/>
+    <w:semiHidden/>
+    <w:rsid w:val="00D16D8D"/>
+    <w:rPr>
+      <w:rFonts w:asciiTheme="minorHAnsi" w:eastAsiaTheme="majorEastAsia" w:hAnsiTheme="minorHAnsi" w:cstheme="majorBidi"/>
+      <w:color w:val="272727" w:themeColor="text1" w:themeTint="D8"/>
+    </w:rPr>
+  </w:style>
+  <w:style w:type="paragraph" w:styleId="Title">
+    <w:name w:val="Title"/>
+    <w:basedOn w:val="Normal"/>
+    <w:next w:val="Normal"/>
+    <w:link w:val="TitleChar"/>
+    <w:uiPriority w:val="10"/>
+    <w:qFormat/>
+    <w:rsid w:val="00D16D8D"/>
+    <w:pPr>
+      <w:spacing w:after="80" w:line="240" w:lineRule="auto"/>
+      <w:contextualSpacing/>
+    </w:pPr>
+    <w:rPr>
+      <w:rFonts w:asciiTheme="majorHAnsi" w:eastAsiaTheme="majorEastAsia" w:hAnsiTheme="majorHAnsi" w:cstheme="majorBidi"/>
+      <w:spacing w:val="-10"/>
+      <w:kern w:val="28"/>
+      <w:sz w:val="56"/>
+      <w:szCs w:val="56"/>
+    </w:rPr>
+  </w:style>
+  <w:style w:type="character" w:customStyle="1" w:styleId="TitleChar">
+    <w:name w:val="Title Char"/>
+    <w:basedOn w:val="DefaultParagraphFont"/>
+    <w:link w:val="Title"/>
+    <w:uiPriority w:val="10"/>
+    <w:rsid w:val="00D16D8D"/>
+    <w:rPr>
+      <w:rFonts w:asciiTheme="majorHAnsi" w:eastAsiaTheme="majorEastAsia" w:hAnsiTheme="majorHAnsi" w:cstheme="majorBidi"/>
+      <w:spacing w:val="-10"/>
+      <w:kern w:val="28"/>
+      <w:sz w:val="56"/>
+      <w:szCs w:val="56"/>
+    </w:rPr>
+  </w:style>
+  <w:style w:type="paragraph" w:styleId="Subtitle">
+    <w:name w:val="Subtitle"/>
+    <w:basedOn w:val="Normal"/>
+    <w:next w:val="Normal"/>
+    <w:link w:val="SubtitleChar"/>
+    <w:uiPriority w:val="11"/>
+    <w:qFormat/>
+    <w:rsid w:val="00D16D8D"/>
+    <w:pPr>
+      <w:numPr>
+        <w:ilvl w:val="1"/>
+      </w:numPr>
+    </w:pPr>
+    <w:rPr>
+      <w:rFonts w:asciiTheme="minorHAnsi" w:eastAsiaTheme="majorEastAsia" w:hAnsiTheme="minorHAnsi" w:cstheme="majorBidi"/>
+      <w:color w:val="595959" w:themeColor="text1" w:themeTint="A6"/>
+      <w:spacing w:val="15"/>
+    </w:rPr>
+  </w:style>
+  <w:style w:type="character" w:customStyle="1" w:styleId="SubtitleChar">
+    <w:name w:val="Subtitle Char"/>
+    <w:basedOn w:val="DefaultParagraphFont"/>
+    <w:link w:val="Subtitle"/>
+    <w:uiPriority w:val="11"/>
+    <w:rsid w:val="00D16D8D"/>
+    <w:rPr>
+      <w:rFonts w:asciiTheme="minorHAnsi" w:eastAsiaTheme="majorEastAsia" w:hAnsiTheme="minorHAnsi" w:cstheme="majorBidi"/>
+      <w:color w:val="595959" w:themeColor="text1" w:themeTint="A6"/>
+      <w:spacing w:val="15"/>
+    </w:rPr>
+  </w:style>
+  <w:style w:type="paragraph" w:styleId="Quote">
+    <w:name w:val="Quote"/>
+    <w:basedOn w:val="Normal"/>
+    <w:next w:val="Normal"/>
+    <w:link w:val="QuoteChar"/>
+    <w:uiPriority w:val="29"/>
+    <w:qFormat/>
+    <w:rsid w:val="00D16D8D"/>
+    <w:pPr>
+      <w:spacing w:before="160"/>
+      <w:jc w:val="center"/>
+    </w:pPr>
+    <w:rPr>
+      <w:i/>
+      <w:iCs/>
+      <w:color w:val="404040" w:themeColor="text1" w:themeTint="BF"/>
+    </w:rPr>
+  </w:style>
+  <w:style w:type="character" w:customStyle="1" w:styleId="QuoteChar">
+    <w:name w:val="Quote Char"/>
+    <w:basedOn w:val="DefaultParagraphFont"/>
+    <w:link w:val="Quote"/>
+    <w:uiPriority w:val="29"/>
+    <w:rsid w:val="00D16D8D"/>
+    <w:rPr>
+      <w:i/>
+      <w:iCs/>
+      <w:color w:val="404040" w:themeColor="text1" w:themeTint="BF"/>
+    </w:rPr>
+  </w:style>
+  <w:style w:type="paragraph" w:styleId="ListParagraph">
+    <w:name w:val="List Paragraph"/>
+    <w:basedOn w:val="Normal"/>
+    <w:uiPriority w:val="34"/>
+    <w:qFormat/>
+    <w:rsid w:val="00D16D8D"/>
+    <w:pPr>
+      <w:ind w:left="720"/>
+      <w:contextualSpacing/>
+    </w:pPr>
+  </w:style>
+  <w:style w:type="character" w:styleId="IntenseEmphasis">
+    <w:name w:val="Intense Emphasis"/>
+    <w:basedOn w:val="DefaultParagraphFont"/>
+    <w:uiPriority w:val="21"/>
+    <w:qFormat/>
+    <w:rsid w:val="00D16D8D"/>
+    <w:rPr>
+      <w:i/>
+      <w:iCs/>
+      <w:color w:val="0F4761" w:themeColor="accent1" w:themeShade="BF"/>
+    </w:rPr>
+  </w:style>
+  <w:style w:type="paragraph" w:styleId="IntenseQuote">
+    <w:name w:val="Intense Quote"/>
+    <w:basedOn w:val="Normal"/>
+    <w:next w:val="Normal"/>
+    <w:link w:val="IntenseQuoteChar"/>
+    <w:uiPriority w:val="30"/>
+    <w:qFormat/>
+    <w:rsid w:val="00D16D8D"/>
+    <w:pPr>
+      <w:pBdr>
+        <w:top w:val="single" w:sz="4" w:space="10" w:color="0F4761" w:themeColor="accent1" w:themeShade="BF"/>
+        <w:bottom w:val="single" w:sz="4" w:space="10" w:color="0F4761" w:themeColor="accent1" w:themeShade="BF"/>
+      </w:pBdr>
+      <w:spacing w:before="360" w:after="360"/>
+      <w:ind w:left="864" w:right="864"/>
+      <w:jc w:val="center"/>
+    </w:pPr>
+    <w:rPr>
+      <w:i/>
+      <w:iCs/>
+      <w:color w:val="0F4761" w:themeColor="accent1" w:themeShade="BF"/>
+    </w:rPr>
+  </w:style>
+  <w:style w:type="character" w:customStyle="1" w:styleId="IntenseQuoteChar">
+    <w:name w:val="Intense Quote Char"/>
+    <w:basedOn w:val="DefaultParagraphFont"/>
+    <w:link w:val="IntenseQuote"/>
+    <w:uiPriority w:val="30"/>
+    <w:rsid w:val="00D16D8D"/>
+    <w:rPr>
+      <w:i/>
+      <w:iCs/>
+      <w:color w:val="0F4761" w:themeColor="accent1" w:themeShade="BF"/>
+    </w:rPr>
+  </w:style>
+  <w:style w:type="character" w:styleId="IntenseReference">
+    <w:name w:val="Intense Reference"/>
+    <w:basedOn w:val="DefaultParagraphFont"/>
+    <w:uiPriority w:val="32"/>
+    <w:qFormat/>
+    <w:rsid w:val="00D16D8D"/>
+    <w:rPr>
+      <w:b/>
+      <w:bCs/>
+      <w:smallCaps/>
+      <w:color w:val="0F4761" w:themeColor="accent1" w:themeShade="BF"/>
+      <w:spacing w:val="5"/>
+    </w:rPr>
+  </w:style>
   <w:style w:type="character" w:styleId="Hyperlink">
     <w:name w:val="Hyperlink"/>
     <w:basedOn w:val="DefaultParagraphFont"/>
     <w:uiPriority w:val="99"/>
     <w:unhideWhenUsed/>
-    <w:rsid w:val="00A532F0"/>
-    <w:rPr>
-      <w:color w:val="0563C1" w:themeColor="hyperlink"/>
+    <w:rsid w:val="00415808"/>
+    <w:rPr>
+      <w:color w:val="467886" w:themeColor="hyperlink"/>
       <w:u w:val="single"/>
     </w:rPr>
   </w:style>
@@ -816,7 +1505,7 @@
     <w:uiPriority w:val="99"/>
     <w:semiHidden/>
     <w:unhideWhenUsed/>
-    <w:rsid w:val="00A532F0"/>
+    <w:rsid w:val="00415808"/>
     <w:rPr>
       <w:color w:val="605E5C"/>
       <w:shd w:val="clear" w:color="auto" w:fill="E1DFDD"/>
@@ -836,39 +1525,39 @@
         <a:sysClr val="window" lastClr="FFFFFF"/>
       </a:lt1>
       <a:dk2>
-        <a:srgbClr val="44546A"/>
+        <a:srgbClr val="0E2841"/>
       </a:dk2>
       <a:lt2>
-        <a:srgbClr val="E7E6E6"/>
+        <a:srgbClr val="E8E8E8"/>
       </a:lt2>
       <a:accent1>
-        <a:srgbClr val="4472C4"/>
+        <a:srgbClr val="156082"/>
       </a:accent1>
       <a:accent2>
-        <a:srgbClr val="ED7D31"/>
+        <a:srgbClr val="E97132"/>
       </a:accent2>
       <a:accent3>
-        <a:srgbClr val="A5A5A5"/>
+        <a:srgbClr val="196B24"/>
       </a:accent3>
       <a:accent4>
-        <a:srgbClr val="FFC000"/>
+        <a:srgbClr val="0F9ED5"/>
       </a:accent4>
       <a:accent5>
-        <a:srgbClr val="5B9BD5"/>
+        <a:srgbClr val="A02B93"/>
       </a:accent5>
       <a:accent6>
-        <a:srgbClr val="70AD47"/>
+        <a:srgbClr val="4EA72E"/>
       </a:accent6>
       <a:hlink>
-        <a:srgbClr val="0563C1"/>
+        <a:srgbClr val="467886"/>
       </a:hlink>
       <a:folHlink>
-        <a:srgbClr val="954F72"/>
+        <a:srgbClr val="96607D"/>
       </a:folHlink>
     </a:clrScheme>
     <a:fontScheme name="Office">
       <a:majorFont>
-        <a:latin typeface="Calibri Light" panose="020F0302020204030204"/>
+        <a:latin typeface="Aptos Display" panose="02110004020202020204"/>
         <a:ea typeface=""/>
         <a:cs typeface=""/>
         <a:font script="Jpan" typeface="游ゴシック Light"/>
@@ -920,10 +1609,10 @@
         <a:font script="Tfng" typeface="Ebrima"/>
       </a:majorFont>
       <a:minorFont>
-        <a:latin typeface="Calibri" panose="020F0502020204030204"/>
+        <a:latin typeface="Aptos" panose="02110004020202020204"/>
         <a:ea typeface=""/>
         <a:cs typeface=""/>
-        <a:font script="Jpan" typeface="游明朝"/>
+        <a:font script="Jpan" typeface="游ゴシック"/>
         <a:font script="Hang" typeface="맑은 고딕"/>
         <a:font script="Hans" typeface="等线"/>
         <a:font script="Hant" typeface="新細明體"/>

--- a/docs/downloads/william-gurnall/تم/doc_0533.docx
+++ b/docs/downloads/william-gurnall/تم/doc_0533.docx
@@ -8,15 +8,12 @@
           <w:rtl/>
         </w:rPr>
       </w:pPr>
-      <w:hyperlink r:id="rId4" w:history="1">
-        <w:r>
-          <w:rPr>
-            <w:rStyle w:val="Hyperlink"/>
-            <w:rtl/>
-          </w:rPr>
-          <w:t>رجاء</w:t>
-        </w:r>
-      </w:hyperlink>
+      <w:r>
+        <w:rPr>
+          <w:rtl/>
+        </w:rPr>
+        <w:t>الْوَقْتُ مُقَصَّرٌ</w:t>
+      </w:r>
     </w:p>
     <w:p>
       <w:pPr>
@@ -39,22 +36,7 @@
           <w:rtl/>
           <w:lang w:bidi="ar-SA"/>
         </w:rPr>
-        <w:t>"</w:t>
-      </w:r>
-      <w:r>
-        <w:rPr>
-          <w:rtl/>
-          <w:lang w:bidi="ar-SA"/>
-        </w:rPr>
-        <w:t xml:space="preserve"> لأَنَّ كُلَّ مَا سَبَقَ فَكُتِبَ كُتِبَ لأَجْلِ تَعْلِيمِنَا، حَتَّى بِالصَّبْرِ وَالتَّعْزِيَةِ بِمَا فِي الْكُتُبِ يَكُونُ لَنَا رَجَاءٌ.</w:t>
-      </w:r>
-      <w:r>
-        <w:rPr>
-          <w:rFonts w:hint="cs"/>
-          <w:rtl/>
-          <w:lang w:bidi="ar-SA"/>
-        </w:rPr>
-        <w:t>" (رومية 15: 4).</w:t>
+        <w:t>كثار من الناس عطشانين ولكنهم لا يعطشون للمسيح. إنه عطش أرضي والمزيد من العطش الأرضي، ويظهر أنهم لا يكتفون منه إلى أن يأتي الموت ويسد أفواههم.</w:t>
       </w:r>
     </w:p>
     <w:p>
@@ -70,23 +52,7 @@
           <w:rtl/>
           <w:lang w:bidi="ar-SA"/>
         </w:rPr>
-        <w:t>الرجاء له عين ترى السماء في أيام ملبدة بالغيوم، مرساة</w:t>
-      </w:r>
-      <w:r>
-        <w:rPr>
-          <w:rFonts w:hint="cs"/>
-          <w:rtl/>
-          <w:lang w:bidi="ar-SA"/>
-        </w:rPr>
-        <w:t>ٌ</w:t>
-      </w:r>
-      <w:r>
-        <w:rPr>
-          <w:rFonts w:hint="cs"/>
-          <w:rtl/>
-          <w:lang w:bidi="ar-SA"/>
-        </w:rPr>
-        <w:t xml:space="preserve"> تجد أرضًا ثابتة بين مجتمعات المياه.</w:t>
+        <w:t>اخضرار وصدأ ذهبهم وفضتهم التي حصلوا عليها من كدّ عملهم ستقف لتدين الكثيرين قائلة: "لقد تعبت وتكبدت العناء من أجلنا نحن الذين صدئنا الآن وصرنا ترابًا، ولكن ها أنت تعرض عن حقل كلمة الله الذي فيه كنز لا يفنى مفضلاً تركه من أن تبذل جهدك لأجله."</w:t>
       </w:r>
     </w:p>
     <w:p>
@@ -102,23 +68,22 @@
           <w:rtl/>
           <w:lang w:bidi="ar-SA"/>
         </w:rPr>
-        <w:t>الرجاء الحقيقي جوهرة لا تلبسها إلا عروس المسيح، هو نعمة لا يعرفها إلا قلب المؤمن. من دون المسيح ومن دون رجاء ه</w:t>
-      </w:r>
-      <w:r>
-        <w:rPr>
-          <w:rFonts w:hint="cs"/>
-          <w:rtl/>
-          <w:lang w:bidi="ar-SA"/>
-        </w:rPr>
-        <w:t>و</w:t>
-      </w:r>
-      <w:r>
-        <w:rPr>
-          <w:rFonts w:hint="cs"/>
-          <w:rtl/>
-          <w:lang w:bidi="ar-SA"/>
-        </w:rPr>
-        <w:t xml:space="preserve"> الأمر ذاته (أفسس 2: 12).</w:t>
+        <w:t>وقتك قصير ودربك طويلة. هل من الحكمة أن تصرف على أجرة مسكنك الذي سوف تتركه وتنسى الأشياء التي سوف تأخذها معك؟ قبل نضوج ثمر ما أنت تزرعه الآن ربما تكون قد صرت في القبر. "</w:t>
+      </w:r>
+      <w:r>
+        <w:rPr>
+          <w:rtl/>
+          <w:lang w:bidi="ar-SA"/>
+        </w:rPr>
+        <w:t>الْوَقْتُ مُقَصَّرٌ</w:t>
+      </w:r>
+      <w:r>
+        <w:rPr>
+          <w:rFonts w:hint="cs"/>
+          <w:rtl/>
+          <w:lang w:bidi="ar-SA"/>
+        </w:rPr>
+        <w:t>" يقول الرسول (1. كورنثوس 7: 29).</w:t>
       </w:r>
     </w:p>
     <w:p>
@@ -134,30 +99,47 @@
           <w:rtl/>
           <w:lang w:bidi="ar-SA"/>
         </w:rPr>
-        <w:t>إننا نُطالَب بأن نلبس "خوذة الخلاص"، وذلك ليس فقط في مناسبات معينة ومن ثم نخلعها إلى أن يجعلنا الضيق التالي الغير معتاد بأن نتناولها من جديد ونضعها على رؤوسنا. إننا علينا أن نضعها على رؤوسنا وأن لا نخلعها ثانية إلى أن يأخذها الله من علينا ويضع مكانها إكليل المجد</w:t>
-      </w:r>
-      <w:r>
-        <w:rPr>
-          <w:rFonts w:hint="cs"/>
-          <w:rtl/>
-          <w:lang w:bidi="ar-SA"/>
-        </w:rPr>
-        <w:t xml:space="preserve"> "</w:t>
-      </w:r>
-      <w:r>
-        <w:rPr>
-          <w:rtl/>
-          <w:lang w:bidi="ar-SA"/>
-        </w:rPr>
-        <w:t>صَاحِينَ، فَأَلْقُوا رَجَاءَكُمْ بِالتَّمَامِ عَلَى النِّعْمَةِ</w:t>
-      </w:r>
-      <w:r>
-        <w:rPr>
-          <w:rFonts w:hint="cs"/>
-          <w:rtl/>
-          <w:lang w:bidi="ar-SA"/>
-        </w:rPr>
-        <w:t>"، هذه هي مشورة الرسول بطرس (1. بطرس 1: 13).</w:t>
+        <w:t>إن الناس لطفاء مع بعضهم البعض: هم يتمنون بأن يطول انتظارهم للموت؛ ولأنهم هذا ما يرغبونه يجرؤون بأن يعدوا أنفسهم بأنه هكذا سيكون أيضًا. مَن الذي يحدد مدة الإيجار؟ هل المستأجر أم المالك؟ ... أنت شاب، ومع ذلك لا يمكنك أن تقول بأنك لن تموت قريبًا. قِس التوابيت في المقبرة وستجد بعضها تناسب طولك تمامًا. إن كنا صغار</w:t>
+      </w:r>
+      <w:r>
+        <w:rPr>
+          <w:rFonts w:hint="cs"/>
+          <w:rtl/>
+          <w:lang w:bidi="ar-SA"/>
+        </w:rPr>
+        <w:t>ًا</w:t>
+      </w:r>
+      <w:r>
+        <w:rPr>
+          <w:rFonts w:hint="cs"/>
+          <w:rtl/>
+          <w:lang w:bidi="ar-SA"/>
+        </w:rPr>
+        <w:t xml:space="preserve"> أو كبار الأعمار فنحن في متناول منجل الموت. كبار السن يموتون لكِبَر سنهم، </w:t>
+      </w:r>
+      <w:r>
+        <w:rPr>
+          <w:rFonts w:hint="cs"/>
+          <w:rtl/>
+          <w:lang w:bidi="ar-SA"/>
+        </w:rPr>
+        <w:t xml:space="preserve">لكن الشباب لا يمكنهم أن يمنعوا الموت بأن يصلهم </w:t>
+      </w:r>
+      <w:r>
+        <w:rPr>
+          <w:rFonts w:hint="cs"/>
+          <w:rtl/>
+          <w:lang w:bidi="ar-SA"/>
+        </w:rPr>
+        <w:t xml:space="preserve">هم </w:t>
+      </w:r>
+      <w:r>
+        <w:rPr>
+          <w:rFonts w:hint="cs"/>
+          <w:rtl/>
+          <w:lang w:bidi="ar-SA"/>
+        </w:rPr>
+        <w:t>أيضًا.</w:t>
       </w:r>
     </w:p>
     <w:p>
@@ -173,21 +155,70 @@
           <w:rtl/>
           <w:lang w:bidi="ar-SA"/>
         </w:rPr>
-        <w:t xml:space="preserve">الرجاء بالسماء يُبعد العالم عن أفكار المسيحي. كل مَن ينظر إلى السماء لا يبقى له أي خيار إلا بأن يُبعد نظره عن الأرض. كما أن عين الجسد لا تقدر أن تنظر إلى فوق وإلى أسفل في الوقت نفسه هكذا هي عين النفس أيضًا. هنا في هذه الدنيا ليس لي رجاء تقول النفس، ولذا </w:t>
-      </w:r>
-      <w:r>
-        <w:rPr>
-          <w:rFonts w:hint="cs"/>
-          <w:rtl/>
-          <w:lang w:bidi="ar-SA"/>
-        </w:rPr>
-        <w:t>فهي ليست موطني؛ فرجائي هو في السماء من حيث أنتظر مخلصي، وخلاصي الذي سيأتيني به.</w:t>
+        <w:t>إنه وقت سيء لطلاء السفينة لمنع تسرب الماء داخلها</w:t>
+      </w:r>
+      <w:r>
+        <w:rPr>
+          <w:rtl/>
+        </w:rPr>
+        <w:t xml:space="preserve"> </w:t>
+      </w:r>
+      <w:r>
+        <w:rPr>
+          <w:rtl/>
+          <w:lang w:bidi="ar-SA"/>
+        </w:rPr>
+        <w:t xml:space="preserve">عندما تكون في </w:t>
+      </w:r>
+      <w:r>
+        <w:rPr>
+          <w:rFonts w:hint="cs"/>
+          <w:rtl/>
+          <w:lang w:bidi="ar-SA"/>
+        </w:rPr>
+        <w:t>بحر مائج</w:t>
+      </w:r>
+      <w:r>
+        <w:rPr>
+          <w:rtl/>
+          <w:lang w:bidi="ar-SA"/>
+        </w:rPr>
+        <w:t xml:space="preserve"> وتتقاذفها العواصف.</w:t>
+      </w:r>
+      <w:r>
+        <w:rPr>
+          <w:rFonts w:hint="cs"/>
+          <w:rtl/>
+          <w:lang w:bidi="ar-SA"/>
+        </w:rPr>
+        <w:t xml:space="preserve"> فهذا كان يجب فعله حينما كانت لا زالت في الميناء. ومن السيء أيضًا بأن نبدأ بإعداد عدتنا للسماء ونحن مطروحين على فراش المرض. فكل مَن يبدأ بذلك عندها فقط يكون، ما أخشاه، كائنًا مسكينًا سيذهب إلى الطرف الآخر من الحياة بثوب ردي. ... إنها فقط سماء واحدة. كل مَن تفوته سيعيش في الجحيم إلى الأبد. هنالك مسيح واحد فقط سيُدخلك السماء. كل مَن يرفضه "</w:t>
+      </w:r>
+      <w:r>
+        <w:rPr>
+          <w:rtl/>
+        </w:rPr>
+        <w:t xml:space="preserve"> </w:t>
+      </w:r>
+      <w:r>
+        <w:rPr>
+          <w:rtl/>
+          <w:lang w:bidi="ar-SA"/>
+        </w:rPr>
+        <w:t>لاَ تَبْقَى بَعْدُ ذَبِيحَةٌ عَنِ الْخَطَايَا</w:t>
+      </w:r>
+      <w:r>
+        <w:rPr>
+          <w:rFonts w:hint="cs"/>
+          <w:rtl/>
+          <w:lang w:bidi="ar-SA"/>
+        </w:rPr>
+        <w:t>."</w:t>
       </w:r>
     </w:p>
     <w:p>
       <w:pPr>
         <w:rPr>
-          <w:rtl/>
+          <w:rFonts w:hint="cs"/>
           <w:lang w:bidi="ar-SA"/>
         </w:rPr>
       </w:pPr>
@@ -197,162 +228,23 @@
           <w:rtl/>
           <w:lang w:bidi="ar-SA"/>
         </w:rPr>
-        <w:t>هل عينك تنظر إلى السماء؟ إنه أكثر مما لو كان العالم في كفّك. أعظم ملك على وجه الأرض سيكون فرحًا وهو في ساعة موته بأن يبادلك تاجه بخوذتك. إن تاجه لا يمكنه أن يؤدي له عمل هذه الخوذة، لكن خوذتك ستحصّل لك الإكليل، إكليلاً، ليس من ذهب، وإنما من مجد والذي متى ما لبسته لن يُنزَع منك إلى الأبد.</w:t>
-      </w:r>
-    </w:p>
-    <w:p>
-      <w:pPr>
-        <w:rPr>
-          <w:rtl/>
-          <w:lang w:bidi="ar-SA"/>
-        </w:rPr>
-      </w:pPr>
-      <w:r>
-        <w:rPr>
-          <w:rFonts w:hint="cs"/>
-          <w:rtl/>
-          <w:lang w:bidi="ar-SA"/>
-        </w:rPr>
-        <w:t xml:space="preserve">لماذا يصبح الناس خاملين ومثقلين في خدمتهم لله؟ لأن رجاءهم هو أيضًا كذلك. انعدام الأمل وفقدان الحياة يسيران على ذات الخط. إنه لا عجب </w:t>
-      </w:r>
-      <w:r>
-        <w:rPr>
-          <w:rtl/>
-          <w:lang w:bidi="ar-SA"/>
-        </w:rPr>
-        <w:t>أن العمل لا يسير على ما يرام عندما لا يكون لدى الناس الأمل في الحصول على أجر جيد.</w:t>
-      </w:r>
-      <w:r>
-        <w:rPr>
-          <w:rFonts w:hint="cs"/>
-          <w:rtl/>
-          <w:lang w:bidi="ar-SA"/>
-        </w:rPr>
-        <w:t xml:space="preserve"> كل مَن يعمل فقط لأجرة ترنيمة واحدة، لن يرنم وهو في عمله. </w:t>
-      </w:r>
-      <w:r>
-        <w:rPr>
-          <w:rFonts w:hint="cs"/>
-          <w:rtl/>
-          <w:lang w:bidi="ar-SA"/>
-        </w:rPr>
-        <w:t>أفضل زبون دائمًا ما يُخدم على أفضل نحو وبأرفع مستوى، وإننا نعتبر أن أفضل زبون هو الذي على الأرجح أفضل مَن يدفع الأجرة. إن فكرنا هكذا عن الله لسوف نترك كل شيء في مكانه وسنخدمه هو لوحده. لا شيء يحرر النفس من الكسل وخمول الروح في خدمتها لله مثل الرجاء المتجدد والذي يُدخل إليها العزيمة. إنه الدواء بذاته الذي وضعه الرسل لهذا المرض: "</w:t>
-      </w:r>
-      <w:r>
-        <w:rPr>
-          <w:rtl/>
-          <w:lang w:bidi="ar-SA"/>
-        </w:rPr>
-        <w:t xml:space="preserve"> وَلكِنَّنَا نَشْتَهِي أَنَّ كُلَّ وَاحِدٍ مِنْكُمْ يُظْهِرُ هذَا الاجْتِهَادَ عَيْنَهُ لِيَقِينِ الرَّجَاءِ إِلَى النِّهَايَةِ، لِكَيْ لاَ تَكُونُوا مُتَبَاطِئِينَ</w:t>
-      </w:r>
-      <w:r>
-        <w:rPr>
-          <w:rFonts w:hint="cs"/>
-          <w:rtl/>
-          <w:lang w:bidi="ar-SA"/>
-        </w:rPr>
-        <w:t>" (عبرانيين 6: 11، 12).</w:t>
-      </w:r>
-    </w:p>
-    <w:p>
-      <w:pPr>
-        <w:rPr>
-          <w:rtl/>
-          <w:lang w:bidi="ar-SA"/>
-        </w:rPr>
-      </w:pPr>
-      <w:r>
-        <w:rPr>
-          <w:rFonts w:hint="cs"/>
-          <w:rtl/>
-          <w:lang w:bidi="ar-SA"/>
-        </w:rPr>
-        <w:t>"</w:t>
-      </w:r>
-      <w:r>
-        <w:rPr>
-          <w:rtl/>
-          <w:lang w:bidi="ar-SA"/>
-        </w:rPr>
-        <w:t>أَيَّ أُنَاسٍ يَجِبُ أَنْ تَكُونُوا أَنْتُمْ فِي سِيرَةٍ مُقَدَّسَةٍ وَتَقْوَى؟ مُنْتَظِرِينَ وَطَالِبِينَ سُرْعَةَ مَجِيءِ يَوْمِ الرَّبِّ،</w:t>
-      </w:r>
-      <w:r>
-        <w:rPr>
-          <w:rFonts w:hint="cs"/>
-          <w:rtl/>
-          <w:lang w:bidi="ar-SA"/>
-        </w:rPr>
-        <w:t>" (2. بطرس 3: 11، 12). عِش بما يتفق مع رجاءك، يا عزيزي المسيحي؛ دع أعمالك</w:t>
-      </w:r>
-      <w:r>
-        <w:rPr>
-          <w:rFonts w:hint="cs"/>
-          <w:rtl/>
-          <w:lang w:bidi="ar-SA"/>
-        </w:rPr>
-        <w:t xml:space="preserve"> تطابق كرامة رجاءك بالسماء. العين تقود القدم. أنت تنتظر الخلاص؛ فاذهب إذًا في الإتجاه الذي تنظر إليه عينك. هنالك كرامة، وإن لم يهتم المسيحي بها في حياته فإنه يجعل دعوته السامية وآماله عرضة للاستهزاء. بأن ننظر عاليًا وأن نحيا دنيويين كم سيكون هذا مهزلة!</w:t>
-      </w:r>
-    </w:p>
-    <w:p>
-      <w:pPr>
-        <w:rPr>
-          <w:rtl/>
-          <w:lang w:bidi="ar-SA"/>
-        </w:rPr>
-      </w:pPr>
-      <w:r>
-        <w:rPr>
-          <w:rFonts w:hint="cs"/>
-          <w:rtl/>
-          <w:lang w:bidi="ar-SA"/>
-        </w:rPr>
-        <w:t>يا ليت رجاؤك يبّخر أشواقك للعالم. "</w:t>
-      </w:r>
-      <w:r>
-        <w:rPr>
-          <w:rtl/>
-          <w:lang w:bidi="ar-SA"/>
-        </w:rPr>
-        <w:t>صَاحِينَ، فَأَلْقُوا رَجَاءَكُمْ</w:t>
-      </w:r>
-      <w:r>
-        <w:rPr>
-          <w:rFonts w:hint="cs"/>
-          <w:rtl/>
-          <w:lang w:bidi="ar-SA"/>
-        </w:rPr>
-        <w:t xml:space="preserve">"، يقول الرسول (1. بطرس 1: 13). كل مَن يتوقع الكثير في عالم آخر يمكنه أن يكون راضيًا بالقليل في هذا العالم. </w:t>
-      </w:r>
-      <w:r>
-        <w:rPr>
-          <w:rtl/>
-          <w:lang w:bidi="ar-SA"/>
-        </w:rPr>
-        <w:t>ليس هناك ما هو أسوأ بالنسبة للرجاء السماوي من القلب الأرضي.</w:t>
-      </w:r>
-    </w:p>
-    <w:p>
-      <w:pPr>
-        <w:rPr>
-          <w:rFonts w:hint="cs"/>
-          <w:lang w:bidi="ar-SA"/>
-        </w:rPr>
-      </w:pPr>
-      <w:r>
-        <w:rPr>
-          <w:rFonts w:hint="cs"/>
-          <w:rtl/>
-          <w:lang w:bidi="ar-SA"/>
-        </w:rPr>
-        <w:t xml:space="preserve">أنا ليس لدي أي شك </w:t>
-      </w:r>
-      <w:r>
-        <w:rPr>
-          <w:rFonts w:hint="cs"/>
-          <w:rtl/>
-          <w:lang w:bidi="ar-SA"/>
-        </w:rPr>
-        <w:t>بأن كل قارئ مهتم يتفق بأننا سنزداد اقترابًا في رجائنا من السماء كلما ازداد ابتعادنا فيما نتمناه عن الأرض. كل مَن يقف على قمم السماء تلك، فستبدو له أقذار العالم بقدر ذرة غبار صغيرة.</w:t>
+        <w:t xml:space="preserve">لا أحد سيندم إلا المعلّق فوق هوة الجحيم </w:t>
+      </w:r>
+      <w:r>
+        <w:rPr>
+          <w:rFonts w:hint="cs"/>
+          <w:rtl/>
+          <w:lang w:bidi="ar-SA"/>
+        </w:rPr>
+        <w:t>وهو غير واعٍ للخطر</w:t>
+      </w:r>
+      <w:r>
+        <w:rPr>
+          <w:rFonts w:hint="cs"/>
+          <w:rtl/>
+          <w:lang w:bidi="ar-SA"/>
+        </w:rPr>
+        <w:t>.</w:t>
       </w:r>
     </w:p>
     <w:sectPr>
@@ -799,29 +691,6 @@
     <w:semiHidden/>
     <w:unhideWhenUsed/>
   </w:style>
-  <w:style w:type="character" w:styleId="Hyperlink">
-    <w:name w:val="Hyperlink"/>
-    <w:basedOn w:val="DefaultParagraphFont"/>
-    <w:uiPriority w:val="99"/>
-    <w:unhideWhenUsed/>
-    <w:rsid w:val="00A532F0"/>
-    <w:rPr>
-      <w:color w:val="0563C1" w:themeColor="hyperlink"/>
-      <w:u w:val="single"/>
-    </w:rPr>
-  </w:style>
-  <w:style w:type="character" w:styleId="UnresolvedMention">
-    <w:name w:val="Unresolved Mention"/>
-    <w:basedOn w:val="DefaultParagraphFont"/>
-    <w:uiPriority w:val="99"/>
-    <w:semiHidden/>
-    <w:unhideWhenUsed/>
-    <w:rsid w:val="00A532F0"/>
-    <w:rPr>
-      <w:color w:val="605E5C"/>
-      <w:shd w:val="clear" w:color="auto" w:fill="E1DFDD"/>
-    </w:rPr>
-  </w:style>
 </w:styles>
 </file>
 
